--- a/Module7 Code Quality and SonarQube/Module 7.docx
+++ b/Module7 Code Quality and SonarQube/Module 7.docx
@@ -20,27 +20,18 @@
         </w:rPr>
         <w:t>Module 7</w:t>
       </w:r>
+    </w:p>
+    <w:p>
+      <w:pPr>
+        <w:rPr>
+          <w:b/>
+          <w:sz w:val="32"/>
+          <w:szCs w:val="32"/>
+          <w:lang w:val="en-US"/>
+        </w:rPr>
+      </w:pPr>
       <w:bookmarkStart w:id="0" w:name="_GoBack"/>
       <w:bookmarkEnd w:id="0"/>
-    </w:p>
-    <w:p>
-      <w:pPr>
-        <w:rPr>
-          <w:b/>
-          <w:sz w:val="32"/>
-          <w:szCs w:val="32"/>
-          <w:lang w:val="en-US"/>
-        </w:rPr>
-      </w:pPr>
-      <w:r>
-        <w:rPr>
-          <w:b/>
-          <w:sz w:val="32"/>
-          <w:szCs w:val="32"/>
-          <w:lang w:val="en-US"/>
-        </w:rPr>
-        <w:t xml:space="preserve">## </w:t>
-      </w:r>
       <w:r>
         <w:rPr>
           <w:rFonts w:ascii="Segoe UI Symbol" w:hAnsi="Segoe UI Symbol" w:cs="Segoe UI Symbol"/>
